--- a/docs/2-设计文档.docx
+++ b/docs/2-设计文档.docx
@@ -77,6 +77,678 @@
           <w:sz w:val="22"/>
         </w:rPr>
         <w:t>技术栈：Python 3.8 + Tkinter + PyInstaller 5.13.2</w:t>
+      </w:r>
+    </w:p>
+    <w:p>
+      <w:r>
+        <w:br w:type="page"/>
+      </w:r>
+    </w:p>
+    <w:p>
+      <w:pPr>
+        <w:jc w:val="center"/>
+      </w:pPr>
+      <w:r>
+        <w:rPr>
+          <w:rFonts w:ascii="黑体" w:hAnsi="黑体" w:eastAsia="黑体"/>
+          <w:b/>
+          <w:color w:val="1F2A44"/>
+          <w:sz w:val="32"/>
+        </w:rPr>
+        <w:t>目　录</w:t>
+      </w:r>
+    </w:p>
+    <w:p/>
+    <w:p>
+      <w:pPr>
+        <w:tabs>
+          <w:tab w:pos="8844" w:val="right" w:leader="dot"/>
+        </w:tabs>
+        <w:spacing w:after="40"/>
+      </w:pPr>
+      <w:r>
+        <w:rPr>
+          <w:rFonts w:ascii="宋体" w:hAnsi="宋体" w:eastAsia="宋体"/>
+          <w:b/>
+          <w:color w:val="1F2A44"/>
+          <w:sz w:val="21"/>
+        </w:rPr>
+        <w:t>1 概述</w:t>
+      </w:r>
+      <w:r>
+        <w:tab/>
+      </w:r>
+      <w:r>
+        <w:rPr>
+          <w:rFonts w:ascii="宋体" w:hAnsi="宋体" w:eastAsia="宋体"/>
+          <w:b w:val="0"/>
+          <w:color w:val="444444"/>
+          <w:sz w:val="20"/>
+        </w:rPr>
+        <w:t>3</w:t>
+      </w:r>
+    </w:p>
+    <w:p>
+      <w:pPr>
+        <w:tabs>
+          <w:tab w:pos="8844" w:val="right" w:leader="dot"/>
+        </w:tabs>
+        <w:spacing w:after="40"/>
+      </w:pPr>
+      <w:r>
+        <w:rPr>
+          <w:rFonts w:ascii="宋体" w:hAnsi="宋体" w:eastAsia="宋体"/>
+          <w:b/>
+          <w:color w:val="1F2A44"/>
+          <w:sz w:val="21"/>
+        </w:rPr>
+        <w:t>2 总体设计</w:t>
+      </w:r>
+      <w:r>
+        <w:tab/>
+      </w:r>
+      <w:r>
+        <w:rPr>
+          <w:rFonts w:ascii="宋体" w:hAnsi="宋体" w:eastAsia="宋体"/>
+          <w:b w:val="0"/>
+          <w:color w:val="444444"/>
+          <w:sz w:val="20"/>
+        </w:rPr>
+        <w:t>3</w:t>
+      </w:r>
+    </w:p>
+    <w:p>
+      <w:pPr>
+        <w:tabs>
+          <w:tab w:pos="8617" w:val="right" w:leader="dot"/>
+        </w:tabs>
+        <w:spacing w:after="40"/>
+        <w:ind w:left="454"/>
+      </w:pPr>
+      <w:r>
+        <w:rPr>
+          <w:rFonts w:ascii="宋体" w:hAnsi="宋体" w:eastAsia="宋体"/>
+          <w:b w:val="0"/>
+          <w:color w:val="444444"/>
+          <w:sz w:val="20"/>
+        </w:rPr>
+        <w:t>2.1 分层结构</w:t>
+      </w:r>
+      <w:r>
+        <w:tab/>
+      </w:r>
+      <w:r>
+        <w:rPr>
+          <w:rFonts w:ascii="宋体" w:hAnsi="宋体" w:eastAsia="宋体"/>
+          <w:b w:val="0"/>
+          <w:color w:val="444444"/>
+          <w:sz w:val="20"/>
+        </w:rPr>
+        <w:t>3</w:t>
+      </w:r>
+    </w:p>
+    <w:p>
+      <w:pPr>
+        <w:tabs>
+          <w:tab w:pos="8617" w:val="right" w:leader="dot"/>
+        </w:tabs>
+        <w:spacing w:after="40"/>
+        <w:ind w:left="454"/>
+      </w:pPr>
+      <w:r>
+        <w:rPr>
+          <w:rFonts w:ascii="宋体" w:hAnsi="宋体" w:eastAsia="宋体"/>
+          <w:b w:val="0"/>
+          <w:color w:val="444444"/>
+          <w:sz w:val="20"/>
+        </w:rPr>
+        <w:t>2.2 模块依赖</w:t>
+      </w:r>
+      <w:r>
+        <w:tab/>
+      </w:r>
+      <w:r>
+        <w:rPr>
+          <w:rFonts w:ascii="宋体" w:hAnsi="宋体" w:eastAsia="宋体"/>
+          <w:b w:val="0"/>
+          <w:color w:val="444444"/>
+          <w:sz w:val="20"/>
+        </w:rPr>
+        <w:t>3</w:t>
+      </w:r>
+    </w:p>
+    <w:p>
+      <w:pPr>
+        <w:tabs>
+          <w:tab w:pos="8844" w:val="right" w:leader="dot"/>
+        </w:tabs>
+        <w:spacing w:after="40"/>
+      </w:pPr>
+      <w:r>
+        <w:rPr>
+          <w:rFonts w:ascii="宋体" w:hAnsi="宋体" w:eastAsia="宋体"/>
+          <w:b/>
+          <w:color w:val="1F2A44"/>
+          <w:sz w:val="21"/>
+        </w:rPr>
+        <w:t>3 模块设计</w:t>
+      </w:r>
+      <w:r>
+        <w:tab/>
+      </w:r>
+      <w:r>
+        <w:rPr>
+          <w:rFonts w:ascii="宋体" w:hAnsi="宋体" w:eastAsia="宋体"/>
+          <w:b w:val="0"/>
+          <w:color w:val="444444"/>
+          <w:sz w:val="20"/>
+        </w:rPr>
+        <w:t>3</w:t>
+      </w:r>
+    </w:p>
+    <w:p>
+      <w:pPr>
+        <w:tabs>
+          <w:tab w:pos="8617" w:val="right" w:leader="dot"/>
+        </w:tabs>
+        <w:spacing w:after="40"/>
+        <w:ind w:left="454"/>
+      </w:pPr>
+      <w:r>
+        <w:rPr>
+          <w:rFonts w:ascii="宋体" w:hAnsi="宋体" w:eastAsia="宋体"/>
+          <w:b w:val="0"/>
+          <w:color w:val="444444"/>
+          <w:sz w:val="20"/>
+        </w:rPr>
+        <w:t>3.1 判题引擎 judge.py</w:t>
+      </w:r>
+      <w:r>
+        <w:tab/>
+      </w:r>
+      <w:r>
+        <w:rPr>
+          <w:rFonts w:ascii="宋体" w:hAnsi="宋体" w:eastAsia="宋体"/>
+          <w:b w:val="0"/>
+          <w:color w:val="444444"/>
+          <w:sz w:val="20"/>
+        </w:rPr>
+        <w:t>3</w:t>
+      </w:r>
+    </w:p>
+    <w:p>
+      <w:pPr>
+        <w:tabs>
+          <w:tab w:pos="8617" w:val="right" w:leader="dot"/>
+        </w:tabs>
+        <w:spacing w:after="40"/>
+        <w:ind w:left="454"/>
+      </w:pPr>
+      <w:r>
+        <w:rPr>
+          <w:rFonts w:ascii="宋体" w:hAnsi="宋体" w:eastAsia="宋体"/>
+          <w:b w:val="0"/>
+          <w:color w:val="444444"/>
+          <w:sz w:val="20"/>
+        </w:rPr>
+        <w:t>3.2 题库 qbank.py</w:t>
+      </w:r>
+      <w:r>
+        <w:tab/>
+      </w:r>
+      <w:r>
+        <w:rPr>
+          <w:rFonts w:ascii="宋体" w:hAnsi="宋体" w:eastAsia="宋体"/>
+          <w:b w:val="0"/>
+          <w:color w:val="444444"/>
+          <w:sz w:val="20"/>
+        </w:rPr>
+        <w:t>4</w:t>
+      </w:r>
+    </w:p>
+    <w:p>
+      <w:pPr>
+        <w:tabs>
+          <w:tab w:pos="8617" w:val="right" w:leader="dot"/>
+        </w:tabs>
+        <w:spacing w:after="40"/>
+        <w:ind w:left="454"/>
+      </w:pPr>
+      <w:r>
+        <w:rPr>
+          <w:rFonts w:ascii="宋体" w:hAnsi="宋体" w:eastAsia="宋体"/>
+          <w:b w:val="0"/>
+          <w:color w:val="444444"/>
+          <w:sz w:val="20"/>
+        </w:rPr>
+        <w:t>3.3 存储 store.py</w:t>
+      </w:r>
+      <w:r>
+        <w:tab/>
+      </w:r>
+      <w:r>
+        <w:rPr>
+          <w:rFonts w:ascii="宋体" w:hAnsi="宋体" w:eastAsia="宋体"/>
+          <w:b w:val="0"/>
+          <w:color w:val="444444"/>
+          <w:sz w:val="20"/>
+        </w:rPr>
+        <w:t>4</w:t>
+      </w:r>
+    </w:p>
+    <w:p>
+      <w:pPr>
+        <w:tabs>
+          <w:tab w:pos="8617" w:val="right" w:leader="dot"/>
+        </w:tabs>
+        <w:spacing w:after="40"/>
+        <w:ind w:left="454"/>
+      </w:pPr>
+      <w:r>
+        <w:rPr>
+          <w:rFonts w:ascii="宋体" w:hAnsi="宋体" w:eastAsia="宋体"/>
+          <w:b w:val="0"/>
+          <w:color w:val="444444"/>
+          <w:sz w:val="20"/>
+        </w:rPr>
+        <w:t>3.4 界面 ui.py + widgets.py</w:t>
+      </w:r>
+      <w:r>
+        <w:tab/>
+      </w:r>
+      <w:r>
+        <w:rPr>
+          <w:rFonts w:ascii="宋体" w:hAnsi="宋体" w:eastAsia="宋体"/>
+          <w:b w:val="0"/>
+          <w:color w:val="444444"/>
+          <w:sz w:val="20"/>
+        </w:rPr>
+        <w:t>4</w:t>
+      </w:r>
+    </w:p>
+    <w:p>
+      <w:pPr>
+        <w:tabs>
+          <w:tab w:pos="8617" w:val="right" w:leader="dot"/>
+        </w:tabs>
+        <w:spacing w:after="40"/>
+        <w:ind w:left="454"/>
+      </w:pPr>
+      <w:r>
+        <w:rPr>
+          <w:rFonts w:ascii="宋体" w:hAnsi="宋体" w:eastAsia="宋体"/>
+          <w:b w:val="0"/>
+          <w:color w:val="444444"/>
+          <w:sz w:val="20"/>
+        </w:rPr>
+        <w:t>3.6 组卷引擎 exam.py</w:t>
+      </w:r>
+      <w:r>
+        <w:tab/>
+      </w:r>
+      <w:r>
+        <w:rPr>
+          <w:rFonts w:ascii="宋体" w:hAnsi="宋体" w:eastAsia="宋体"/>
+          <w:b w:val="0"/>
+          <w:color w:val="444444"/>
+          <w:sz w:val="20"/>
+        </w:rPr>
+        <w:t>5</w:t>
+      </w:r>
+    </w:p>
+    <w:p>
+      <w:pPr>
+        <w:tabs>
+          <w:tab w:pos="8617" w:val="right" w:leader="dot"/>
+        </w:tabs>
+        <w:spacing w:after="40"/>
+        <w:ind w:left="454"/>
+      </w:pPr>
+      <w:r>
+        <w:rPr>
+          <w:rFonts w:ascii="宋体" w:hAnsi="宋体" w:eastAsia="宋体"/>
+          <w:b w:val="0"/>
+          <w:color w:val="444444"/>
+          <w:sz w:val="20"/>
+        </w:rPr>
+        <w:t>3.5 主题与 DPI 适配 theme.py</w:t>
+      </w:r>
+      <w:r>
+        <w:tab/>
+      </w:r>
+      <w:r>
+        <w:rPr>
+          <w:rFonts w:ascii="宋体" w:hAnsi="宋体" w:eastAsia="宋体"/>
+          <w:b w:val="0"/>
+          <w:color w:val="444444"/>
+          <w:sz w:val="20"/>
+        </w:rPr>
+        <w:t>5</w:t>
+      </w:r>
+    </w:p>
+    <w:p>
+      <w:pPr>
+        <w:tabs>
+          <w:tab w:pos="8844" w:val="right" w:leader="dot"/>
+        </w:tabs>
+        <w:spacing w:after="40"/>
+      </w:pPr>
+      <w:r>
+        <w:rPr>
+          <w:rFonts w:ascii="宋体" w:hAnsi="宋体" w:eastAsia="宋体"/>
+          <w:b/>
+          <w:color w:val="1F2A44"/>
+          <w:sz w:val="21"/>
+        </w:rPr>
+        <w:t>4 关键流程</w:t>
+      </w:r>
+      <w:r>
+        <w:tab/>
+      </w:r>
+      <w:r>
+        <w:rPr>
+          <w:rFonts w:ascii="宋体" w:hAnsi="宋体" w:eastAsia="宋体"/>
+          <w:b w:val="0"/>
+          <w:color w:val="444444"/>
+          <w:sz w:val="20"/>
+        </w:rPr>
+        <w:t>5</w:t>
+      </w:r>
+    </w:p>
+    <w:p>
+      <w:pPr>
+        <w:tabs>
+          <w:tab w:pos="8617" w:val="right" w:leader="dot"/>
+        </w:tabs>
+        <w:spacing w:after="40"/>
+        <w:ind w:left="454"/>
+      </w:pPr>
+      <w:r>
+        <w:rPr>
+          <w:rFonts w:ascii="宋体" w:hAnsi="宋体" w:eastAsia="宋体"/>
+          <w:b w:val="0"/>
+          <w:color w:val="444444"/>
+          <w:sz w:val="20"/>
+        </w:rPr>
+        <w:t>4.1 刷题与判题流程</w:t>
+      </w:r>
+      <w:r>
+        <w:tab/>
+      </w:r>
+      <w:r>
+        <w:rPr>
+          <w:rFonts w:ascii="宋体" w:hAnsi="宋体" w:eastAsia="宋体"/>
+          <w:b w:val="0"/>
+          <w:color w:val="444444"/>
+          <w:sz w:val="20"/>
+        </w:rPr>
+        <w:t>5</w:t>
+      </w:r>
+    </w:p>
+    <w:p>
+      <w:pPr>
+        <w:tabs>
+          <w:tab w:pos="8617" w:val="right" w:leader="dot"/>
+        </w:tabs>
+        <w:spacing w:after="40"/>
+        <w:ind w:left="454"/>
+      </w:pPr>
+      <w:r>
+        <w:rPr>
+          <w:rFonts w:ascii="宋体" w:hAnsi="宋体" w:eastAsia="宋体"/>
+          <w:b w:val="0"/>
+          <w:color w:val="444444"/>
+          <w:sz w:val="20"/>
+        </w:rPr>
+        <w:t>4.1.1 组卷考试流程</w:t>
+      </w:r>
+      <w:r>
+        <w:tab/>
+      </w:r>
+      <w:r>
+        <w:rPr>
+          <w:rFonts w:ascii="宋体" w:hAnsi="宋体" w:eastAsia="宋体"/>
+          <w:b w:val="0"/>
+          <w:color w:val="444444"/>
+          <w:sz w:val="20"/>
+        </w:rPr>
+        <w:t>5</w:t>
+      </w:r>
+    </w:p>
+    <w:p>
+      <w:pPr>
+        <w:tabs>
+          <w:tab w:pos="8617" w:val="right" w:leader="dot"/>
+        </w:tabs>
+        <w:spacing w:after="40"/>
+        <w:ind w:left="454"/>
+      </w:pPr>
+      <w:r>
+        <w:rPr>
+          <w:rFonts w:ascii="宋体" w:hAnsi="宋体" w:eastAsia="宋体"/>
+          <w:b w:val="0"/>
+          <w:color w:val="444444"/>
+          <w:sz w:val="20"/>
+        </w:rPr>
+        <w:t>4.2 进度持久化流程</w:t>
+      </w:r>
+      <w:r>
+        <w:tab/>
+      </w:r>
+      <w:r>
+        <w:rPr>
+          <w:rFonts w:ascii="宋体" w:hAnsi="宋体" w:eastAsia="宋体"/>
+          <w:b w:val="0"/>
+          <w:color w:val="444444"/>
+          <w:sz w:val="20"/>
+        </w:rPr>
+        <w:t>5</w:t>
+      </w:r>
+    </w:p>
+    <w:p>
+      <w:pPr>
+        <w:tabs>
+          <w:tab w:pos="8617" w:val="right" w:leader="dot"/>
+        </w:tabs>
+        <w:spacing w:after="40"/>
+        <w:ind w:left="454"/>
+      </w:pPr>
+      <w:r>
+        <w:rPr>
+          <w:rFonts w:ascii="宋体" w:hAnsi="宋体" w:eastAsia="宋体"/>
+          <w:b w:val="0"/>
+          <w:color w:val="444444"/>
+          <w:sz w:val="20"/>
+        </w:rPr>
+        <w:t>4.3 打包流程</w:t>
+      </w:r>
+      <w:r>
+        <w:tab/>
+      </w:r>
+      <w:r>
+        <w:rPr>
+          <w:rFonts w:ascii="宋体" w:hAnsi="宋体" w:eastAsia="宋体"/>
+          <w:b w:val="0"/>
+          <w:color w:val="444444"/>
+          <w:sz w:val="20"/>
+        </w:rPr>
+        <w:t>5</w:t>
+      </w:r>
+    </w:p>
+    <w:p>
+      <w:pPr>
+        <w:tabs>
+          <w:tab w:pos="8844" w:val="right" w:leader="dot"/>
+        </w:tabs>
+        <w:spacing w:after="40"/>
+      </w:pPr>
+      <w:r>
+        <w:rPr>
+          <w:rFonts w:ascii="宋体" w:hAnsi="宋体" w:eastAsia="宋体"/>
+          <w:b/>
+          <w:color w:val="1F2A44"/>
+          <w:sz w:val="21"/>
+        </w:rPr>
+        <w:t>5 数据结构设计</w:t>
+      </w:r>
+      <w:r>
+        <w:tab/>
+      </w:r>
+      <w:r>
+        <w:rPr>
+          <w:rFonts w:ascii="宋体" w:hAnsi="宋体" w:eastAsia="宋体"/>
+          <w:b w:val="0"/>
+          <w:color w:val="444444"/>
+          <w:sz w:val="20"/>
+        </w:rPr>
+        <w:t>6</w:t>
+      </w:r>
+    </w:p>
+    <w:p>
+      <w:pPr>
+        <w:tabs>
+          <w:tab w:pos="8844" w:val="right" w:leader="dot"/>
+        </w:tabs>
+        <w:spacing w:after="40"/>
+      </w:pPr>
+      <w:r>
+        <w:rPr>
+          <w:rFonts w:ascii="宋体" w:hAnsi="宋体" w:eastAsia="宋体"/>
+          <w:b/>
+          <w:color w:val="1F2A44"/>
+          <w:sz w:val="21"/>
+        </w:rPr>
+        <w:t>6 界面设计</w:t>
+      </w:r>
+      <w:r>
+        <w:tab/>
+      </w:r>
+      <w:r>
+        <w:rPr>
+          <w:rFonts w:ascii="宋体" w:hAnsi="宋体" w:eastAsia="宋体"/>
+          <w:b w:val="0"/>
+          <w:color w:val="444444"/>
+          <w:sz w:val="20"/>
+        </w:rPr>
+        <w:t>6</w:t>
+      </w:r>
+    </w:p>
+    <w:p>
+      <w:pPr>
+        <w:tabs>
+          <w:tab w:pos="8844" w:val="right" w:leader="dot"/>
+        </w:tabs>
+        <w:spacing w:after="40"/>
+      </w:pPr>
+      <w:r>
+        <w:rPr>
+          <w:rFonts w:ascii="宋体" w:hAnsi="宋体" w:eastAsia="宋体"/>
+          <w:b/>
+          <w:color w:val="1F2A44"/>
+          <w:sz w:val="21"/>
+        </w:rPr>
+        <w:t>7 部署与运行</w:t>
+      </w:r>
+      <w:r>
+        <w:tab/>
+      </w:r>
+      <w:r>
+        <w:rPr>
+          <w:rFonts w:ascii="宋体" w:hAnsi="宋体" w:eastAsia="宋体"/>
+          <w:b w:val="0"/>
+          <w:color w:val="444444"/>
+          <w:sz w:val="20"/>
+        </w:rPr>
+        <w:t>6</w:t>
+      </w:r>
+    </w:p>
+    <w:p>
+      <w:pPr>
+        <w:tabs>
+          <w:tab w:pos="8844" w:val="right" w:leader="dot"/>
+        </w:tabs>
+        <w:spacing w:after="40"/>
+      </w:pPr>
+      <w:r>
+        <w:rPr>
+          <w:rFonts w:ascii="宋体" w:hAnsi="宋体" w:eastAsia="宋体"/>
+          <w:b/>
+          <w:color w:val="1F2A44"/>
+          <w:sz w:val="21"/>
+        </w:rPr>
+        <w:t>8 可扩展性设计</w:t>
+      </w:r>
+      <w:r>
+        <w:tab/>
+      </w:r>
+      <w:r>
+        <w:rPr>
+          <w:rFonts w:ascii="宋体" w:hAnsi="宋体" w:eastAsia="宋体"/>
+          <w:b w:val="0"/>
+          <w:color w:val="444444"/>
+          <w:sz w:val="20"/>
+        </w:rPr>
+        <w:t>7</w:t>
+      </w:r>
+    </w:p>
+    <w:p>
+      <w:pPr>
+        <w:tabs>
+          <w:tab w:pos="8617" w:val="right" w:leader="dot"/>
+        </w:tabs>
+        <w:spacing w:after="40"/>
+        <w:ind w:left="454"/>
+      </w:pPr>
+      <w:r>
+        <w:rPr>
+          <w:rFonts w:ascii="宋体" w:hAnsi="宋体" w:eastAsia="宋体"/>
+          <w:b w:val="0"/>
+          <w:color w:val="444444"/>
+          <w:sz w:val="20"/>
+        </w:rPr>
+        <w:t>8.1 新增题目</w:t>
+      </w:r>
+      <w:r>
+        <w:tab/>
+      </w:r>
+      <w:r>
+        <w:rPr>
+          <w:rFonts w:ascii="宋体" w:hAnsi="宋体" w:eastAsia="宋体"/>
+          <w:b w:val="0"/>
+          <w:color w:val="444444"/>
+          <w:sz w:val="20"/>
+        </w:rPr>
+        <w:t>7</w:t>
+      </w:r>
+    </w:p>
+    <w:p>
+      <w:pPr>
+        <w:tabs>
+          <w:tab w:pos="8617" w:val="right" w:leader="dot"/>
+        </w:tabs>
+        <w:spacing w:after="40"/>
+        <w:ind w:left="454"/>
+      </w:pPr>
+      <w:r>
+        <w:rPr>
+          <w:rFonts w:ascii="宋体" w:hAnsi="宋体" w:eastAsia="宋体"/>
+          <w:b w:val="0"/>
+          <w:color w:val="444444"/>
+          <w:sz w:val="20"/>
+        </w:rPr>
+        <w:t>8.2 新增章节</w:t>
+      </w:r>
+      <w:r>
+        <w:tab/>
+      </w:r>
+      <w:r>
+        <w:rPr>
+          <w:rFonts w:ascii="宋体" w:hAnsi="宋体" w:eastAsia="宋体"/>
+          <w:b w:val="0"/>
+          <w:color w:val="444444"/>
+          <w:sz w:val="20"/>
+        </w:rPr>
+        <w:t>7</w:t>
       </w:r>
     </w:p>
     <w:p>
@@ -2090,6 +2762,7 @@
       </w:r>
     </w:p>
     <w:sectPr>
+      <w:footerReference w:type="default" r:id="rId9"/>
       <w:pgSz w:w="11906" w:h="16838"/>
       <w:pgMar w:top="1361" w:right="1361" w:bottom="1247" w:left="1474" w:header="720" w:footer="720" w:gutter="0"/>
       <w:cols w:space="720"/>
@@ -2097,6 +2770,54 @@
     </w:sectPr>
   </w:body>
 </w:document>
+</file>
+
+<file path=word/footer1.xml><?xml version="1.0" encoding="utf-8"?>
+<w:ftr xmlns:m="http://schemas.openxmlformats.org/officeDocument/2006/math" xmlns:mc="http://schemas.openxmlformats.org/markup-compatibility/2006" xmlns:mo="http://schemas.microsoft.com/office/mac/office/2008/main" xmlns:mv="urn:schemas-microsoft-com:mac:vml" xmlns:o="urn:schemas-microsoft-com:office:office" xmlns:r="http://schemas.openxmlformats.org/officeDocument/2006/relationships" xmlns:v="urn:schemas-microsoft-com:vml" xmlns:w10="urn:schemas-microsoft-com:office:word" xmlns:w14="http://schemas.microsoft.com/office/word/2010/wordml" xmlns:w="http://schemas.openxmlformats.org/wordprocessingml/2006/main" xmlns:wne="http://schemas.microsoft.com/office/word/2006/wordml" xmlns:wp14="http://schemas.microsoft.com/office/word/2010/wordprocessingDrawing" xmlns:wp="http://schemas.openxmlformats.org/drawingml/2006/wordprocessingDrawing" xmlns:wpc="http://schemas.microsoft.com/office/word/2010/wordprocessingCanvas" xmlns:wpg="http://schemas.microsoft.com/office/word/2010/wordprocessingGroup" xmlns:wpi="http://schemas.microsoft.com/office/word/2010/wordprocessingInk" xmlns:wps="http://schemas.microsoft.com/office/word/2010/wordprocessingShape" mc:Ignorable="w14 wp14">
+  <w:p>
+    <w:pPr>
+      <w:pStyle w:val="Footer"/>
+      <w:jc w:val="center"/>
+    </w:pPr>
+    <w:r>
+      <w:rPr>
+        <w:rFonts w:ascii="宋体" w:hAnsi="宋体" w:eastAsia="宋体"/>
+        <w:b w:val="0"/>
+        <w:color w:val="666666"/>
+        <w:sz w:val="18"/>
+      </w:rPr>
+      <w:t xml:space="preserve">第 </w:t>
+    </w:r>
+    <w:r>
+      <w:fldChar w:fldCharType="begin"/>
+      <w:instrText xml:space="preserve">PAGE</w:instrText>
+      <w:fldChar w:fldCharType="end"/>
+    </w:r>
+    <w:r>
+      <w:rPr>
+        <w:rFonts w:ascii="宋体" w:hAnsi="宋体" w:eastAsia="宋体"/>
+        <w:b w:val="0"/>
+        <w:color w:val="666666"/>
+        <w:sz w:val="18"/>
+      </w:rPr>
+      <w:t xml:space="preserve"> 页 / 共 </w:t>
+    </w:r>
+    <w:r>
+      <w:fldChar w:fldCharType="begin"/>
+      <w:instrText xml:space="preserve">NUMPAGES</w:instrText>
+      <w:fldChar w:fldCharType="end"/>
+    </w:r>
+    <w:r>
+      <w:rPr>
+        <w:rFonts w:ascii="宋体" w:hAnsi="宋体" w:eastAsia="宋体"/>
+        <w:b w:val="0"/>
+        <w:color w:val="666666"/>
+        <w:sz w:val="18"/>
+      </w:rPr>
+      <w:t xml:space="preserve"> 页</w:t>
+    </w:r>
+  </w:p>
+</w:ftr>
 </file>
 
 <file path=word/numbering.xml><?xml version="1.0" encoding="utf-8"?>

--- a/docs/2-设计文档.docx
+++ b/docs/2-设计文档.docx
@@ -572,7 +572,7 @@
           <w:color w:val="444444"/>
           <w:sz w:val="20"/>
         </w:rPr>
-        <w:t>5</w:t>
+        <w:t>6</w:t>
       </w:r>
     </w:p>
     <w:p>
@@ -659,7 +659,7 @@
           <w:color w:val="444444"/>
           <w:sz w:val="20"/>
         </w:rPr>
-        <w:t>6</w:t>
+        <w:t>7</w:t>
       </w:r>
     </w:p>
     <w:p>
@@ -1682,7 +1682,19 @@
           <w:rFonts w:ascii="宋体" w:hAnsi="宋体" w:eastAsia="宋体"/>
           <w:sz w:val="21"/>
         </w:rPr>
-        <w:t>balance_report：统计一套卷子的章节与难度分布，用于结果页提示。</w:t>
+        <w:t>balance_report：统计一套卷子的章节与难度分布，用于结果页提示；</w:t>
+      </w:r>
+    </w:p>
+    <w:p>
+      <w:pPr>
+        <w:pStyle w:val="ListBullet"/>
+      </w:pPr>
+      <w:r>
+        <w:rPr>
+          <w:rFonts w:ascii="宋体" w:hAnsi="宋体" w:eastAsia="宋体"/>
+          <w:sz w:val="21"/>
+        </w:rPr>
+        <w:t>加权抽题 _weighted_pop：按 {题号: 权重} 抽样，错得多/没掌握的题权重更高；权重由界面按学习记录计算。</w:t>
       </w:r>
     </w:p>
     <w:p>
